--- a/docs/review/packs/chapter-3.4.docx
+++ b/docs/review/packs/chapter-3.4.docx
@@ -285,7 +285,7 @@
           </w:tcPr>
           <w:p>
             <w:r>
-              <w:t>57</w:t>
+              <w:t>74</w:t>
             </w:r>
           </w:p>
         </w:tc>
@@ -2159,7 +2159,7 @@
           </w:tcPr>
           <w:p>
             <w:r>
-              <w:t>Expect inverse dynamics to underestimate joint load where co-contraction is likely, which includes most symptomatic knees.</w:t>
+              <w:t>Read a joint moment as a net quantity rather than as a muscle force.</w:t>
             </w:r>
           </w:p>
         </w:tc>
@@ -2225,7 +2225,7 @@
           </w:tcPr>
           <w:p>
             <w:r>
-              <w:t>Treat instrumented implant data as the direct measurement and the rest as computed.</w:t>
+              <w:t>Expect inverse dynamics to underestimate joint load where co-contraction is likely, which includes most symptomatic knees.</w:t>
             </w:r>
           </w:p>
         </w:tc>
@@ -2281,7 +2281,7 @@
           </w:tcPr>
           <w:p>
             <w:r>
-              <w:t>frcs</w:t>
+              <w:t>mrcs</w:t>
             </w:r>
           </w:p>
         </w:tc>
@@ -2291,7 +2291,7 @@
           </w:tcPr>
           <w:p>
             <w:r>
-              <w:t>Treat the kinetic account as the one that explains disease progression, since cartilage responds to load rather than to motion.</w:t>
+              <w:t>Treat instrumented implant data as the direct measurement and the rest as computed.</w:t>
             </w:r>
           </w:p>
         </w:tc>
@@ -2347,7 +2347,7 @@
           </w:tcPr>
           <w:p>
             <w:r>
-              <w:t>frcs</w:t>
+              <w:t>mrcs</w:t>
             </w:r>
           </w:p>
         </w:tc>
@@ -2357,7 +2357,7 @@
           </w:tcPr>
           <w:p>
             <w:r>
-              <w:t>Address muscle capacity alongside any mechanical correction, since co-contraction and weakness both raise load.</w:t>
+              <w:t>State the activity and the method with any kinetic figure, since both change it by more than most clinical variables do.</w:t>
             </w:r>
           </w:p>
         </w:tc>
@@ -2393,7 +2393,7 @@
           </w:tcPr>
           <w:p>
             <w:r>
-              <w:t>3.4.2-P1</w:t>
+              <w:t>3.4.1-P5</w:t>
             </w:r>
           </w:p>
         </w:tc>
@@ -2403,7 +2403,7 @@
           </w:tcPr>
           <w:p>
             <w:r>
-              <w:t>3.4.2</w:t>
+              <w:t>3.4.1</w:t>
             </w:r>
           </w:p>
         </w:tc>
@@ -2413,7 +2413,7 @@
           </w:tcPr>
           <w:p>
             <w:r>
-              <w:t>mrcs</w:t>
+              <w:t>frcs</w:t>
             </w:r>
           </w:p>
         </w:tc>
@@ -2423,7 +2423,7 @@
           </w:tcPr>
           <w:p>
             <w:r>
-              <w:t>Treat the ground reaction force as a vector with a point of application, not as a number.</w:t>
+              <w:t>Treat the kinetic account as the one that explains disease progression, since cartilage responds to load rather than to motion.</w:t>
             </w:r>
           </w:p>
         </w:tc>
@@ -2459,7 +2459,7 @@
           </w:tcPr>
           <w:p>
             <w:r>
-              <w:t>3.4.2-P2</w:t>
+              <w:t>3.4.1-P6</w:t>
             </w:r>
           </w:p>
         </w:tc>
@@ -2469,7 +2469,7 @@
           </w:tcPr>
           <w:p>
             <w:r>
-              <w:t>3.4.2</w:t>
+              <w:t>3.4.1</w:t>
             </w:r>
           </w:p>
         </w:tc>
@@ -2479,7 +2479,7 @@
           </w:tcPr>
           <w:p>
             <w:r>
-              <w:t>mrcs</w:t>
+              <w:t>frcs</w:t>
             </w:r>
           </w:p>
         </w:tc>
@@ -2489,7 +2489,7 @@
           </w:tcPr>
           <w:p>
             <w:r>
-              <w:t>Use a walking aid to reduce limb load when the aim is mechanical rather than only balance.</w:t>
+              <w:t>Correct alignment where compartment load is the problem, because it is the largest modifiable term.</w:t>
             </w:r>
           </w:p>
         </w:tc>
@@ -2525,7 +2525,7 @@
           </w:tcPr>
           <w:p>
             <w:r>
-              <w:t>3.4.2-P3</w:t>
+              <w:t>3.4.1-P7</w:t>
             </w:r>
           </w:p>
         </w:tc>
@@ -2535,7 +2535,7 @@
           </w:tcPr>
           <w:p>
             <w:r>
-              <w:t>3.4.2</w:t>
+              <w:t>3.4.1</w:t>
             </w:r>
           </w:p>
         </w:tc>
@@ -2545,7 +2545,7 @@
           </w:tcPr>
           <w:p>
             <w:r>
-              <w:t>mrcs</w:t>
+              <w:t>frcs</w:t>
             </w:r>
           </w:p>
         </w:tc>
@@ -2555,7 +2555,7 @@
           </w:tcPr>
           <w:p>
             <w:r>
-              <w:t>Consider foot progression angle and stance width, since they change the knee moment without changing the force.</w:t>
+              <w:t>Address muscle capacity alongside any mechanical correction, since co-contraction and weakness both raise load.</w:t>
             </w:r>
           </w:p>
         </w:tc>
@@ -2591,7 +2591,7 @@
           </w:tcPr>
           <w:p>
             <w:r>
-              <w:t>3.4.2-P4</w:t>
+              <w:t>3.4.1-P8</w:t>
             </w:r>
           </w:p>
         </w:tc>
@@ -2601,7 +2601,7 @@
           </w:tcPr>
           <w:p>
             <w:r>
-              <w:t>3.4.2</w:t>
+              <w:t>3.4.1</w:t>
             </w:r>
           </w:p>
         </w:tc>
@@ -2621,7 +2621,7 @@
           </w:tcPr>
           <w:p>
             <w:r>
-              <w:t>Treat the ground reaction force as the input that alignment surgery works on.</w:t>
+              <w:t>Read a modelled muscle force with the model's assumptions in mind rather than as a measurement.</w:t>
             </w:r>
           </w:p>
         </w:tc>
@@ -2657,7 +2657,7 @@
           </w:tcPr>
           <w:p>
             <w:r>
-              <w:t>3.4.2-P5</w:t>
+              <w:t>3.4.2-P1</w:t>
             </w:r>
           </w:p>
         </w:tc>
@@ -2677,7 +2677,7 @@
           </w:tcPr>
           <w:p>
             <w:r>
-              <w:t>frcs</w:t>
+              <w:t>mrcs</w:t>
             </w:r>
           </w:p>
         </w:tc>
@@ -2687,7 +2687,7 @@
           </w:tcPr>
           <w:p>
             <w:r>
-              <w:t>Plan an osteotomy by where the force line should fall rather than by a target angle alone.</w:t>
+              <w:t>Treat the ground reaction force as a vector with a point of application, not as a number.</w:t>
             </w:r>
           </w:p>
         </w:tc>
@@ -2723,7 +2723,7 @@
           </w:tcPr>
           <w:p>
             <w:r>
-              <w:t>3.4.2-P6</w:t>
+              <w:t>3.4.2-P2</w:t>
             </w:r>
           </w:p>
         </w:tc>
@@ -2743,7 +2743,7 @@
           </w:tcPr>
           <w:p>
             <w:r>
-              <w:t>frcs</w:t>
+              <w:t>mrcs</w:t>
             </w:r>
           </w:p>
         </w:tc>
@@ -2753,7 +2753,7 @@
           </w:tcPr>
           <w:p>
             <w:r>
-              <w:t>Expect a lateral wedge or a gait modification to produce a small mechanical change, and describe it as such.</w:t>
+              <w:t>Use a walking aid to reduce limb load when the aim is mechanical rather than only balance.</w:t>
             </w:r>
           </w:p>
         </w:tc>
@@ -2789,7 +2789,7 @@
           </w:tcPr>
           <w:p>
             <w:r>
-              <w:t>3.4.2-P7</w:t>
+              <w:t>3.4.2-P3</w:t>
             </w:r>
           </w:p>
         </w:tc>
@@ -2809,7 +2809,7 @@
           </w:tcPr>
           <w:p>
             <w:r>
-              <w:t>frcs</w:t>
+              <w:t>mrcs</w:t>
             </w:r>
           </w:p>
         </w:tc>
@@ -2819,7 +2819,7 @@
           </w:tcPr>
           <w:p>
             <w:r>
-              <w:t>Treat static alignment as a proxy for the dynamic moment, since they correlate imperfectly.</w:t>
+              <w:t>Consider foot progression angle and stance width, since they change the knee moment without changing the force.</w:t>
             </w:r>
           </w:p>
         </w:tc>
@@ -2855,7 +2855,7 @@
           </w:tcPr>
           <w:p>
             <w:r>
-              <w:t>3.4.3-P1</w:t>
+              <w:t>3.4.2-P4</w:t>
             </w:r>
           </w:p>
         </w:tc>
@@ -2865,7 +2865,7 @@
           </w:tcPr>
           <w:p>
             <w:r>
-              <w:t>3.4.3</w:t>
+              <w:t>3.4.2</w:t>
             </w:r>
           </w:p>
         </w:tc>
@@ -2885,7 +2885,7 @@
           </w:tcPr>
           <w:p>
             <w:r>
-              <w:t>Expect the medial compartment to carry more load in a normally aligned knee, and much more in a varus one.</w:t>
+              <w:t>Read an insole or accelerometer figure as a proxy rather than as a ground reaction force.</w:t>
             </w:r>
           </w:p>
         </w:tc>
@@ -2921,7 +2921,7 @@
           </w:tcPr>
           <w:p>
             <w:r>
-              <w:t>3.4.3-P2</w:t>
+              <w:t>3.4.2-P5</w:t>
             </w:r>
           </w:p>
         </w:tc>
@@ -2931,7 +2931,7 @@
           </w:tcPr>
           <w:p>
             <w:r>
-              <w:t>3.4.3</w:t>
+              <w:t>3.4.2</w:t>
             </w:r>
           </w:p>
         </w:tc>
@@ -2941,7 +2941,7 @@
           </w:tcPr>
           <w:p>
             <w:r>
-              <w:t>mrcs</w:t>
+              <w:t>frcs</w:t>
             </w:r>
           </w:p>
         </w:tc>
@@ -2951,7 +2951,7 @@
           </w:tcPr>
           <w:p>
             <w:r>
-              <w:t>Preserve meniscal tissue to preserve contact area, since the force will not fall.</w:t>
+              <w:t>Treat the ground reaction force as the input that alignment surgery works on.</w:t>
             </w:r>
           </w:p>
         </w:tc>
@@ -2987,7 +2987,7 @@
           </w:tcPr>
           <w:p>
             <w:r>
-              <w:t>3.4.3-P3</w:t>
+              <w:t>3.4.2-P6</w:t>
             </w:r>
           </w:p>
         </w:tc>
@@ -2997,7 +2997,7 @@
           </w:tcPr>
           <w:p>
             <w:r>
-              <w:t>3.4.3</w:t>
+              <w:t>3.4.2</w:t>
             </w:r>
           </w:p>
         </w:tc>
@@ -3017,7 +3017,7 @@
           </w:tcPr>
           <w:p>
             <w:r>
-              <w:t>Treat compartment load division as the quantity unicompartmental and osteotomy surgery manipulate, and treat the published division as a population statement rather than a patient's.</w:t>
+              <w:t>Plan an osteotomy by where the force line should fall rather than by a target angle alone.</w:t>
             </w:r>
           </w:p>
         </w:tc>
@@ -3053,7 +3053,7 @@
           </w:tcPr>
           <w:p>
             <w:r>
-              <w:t>3.4.3-P4</w:t>
+              <w:t>3.4.2-P7</w:t>
             </w:r>
           </w:p>
         </w:tc>
@@ -3063,7 +3063,7 @@
           </w:tcPr>
           <w:p>
             <w:r>
-              <w:t>3.4.3</w:t>
+              <w:t>3.4.2</w:t>
             </w:r>
           </w:p>
         </w:tc>
@@ -3083,7 +3083,7 @@
           </w:tcPr>
           <w:p>
             <w:r>
-              <w:t>Plan osteotomy correction to a target that avoids lateral overload rather than to the largest achievable correction.</w:t>
+              <w:t>Expect a lateral wedge or a gait modification to produce a small mechanical change, and describe it as such.</w:t>
             </w:r>
           </w:p>
         </w:tc>
@@ -3119,7 +3119,7 @@
           </w:tcPr>
           <w:p>
             <w:r>
-              <w:t>3.4.3-P5</w:t>
+              <w:t>3.4.2-P8</w:t>
             </w:r>
           </w:p>
         </w:tc>
@@ -3129,7 +3129,7 @@
           </w:tcPr>
           <w:p>
             <w:r>
-              <w:t>3.4.3</w:t>
+              <w:t>3.4.2</w:t>
             </w:r>
           </w:p>
         </w:tc>
@@ -3149,7 +3149,7 @@
           </w:tcPr>
           <w:p>
             <w:r>
-              <w:t>Treat intraoperative balance measurement as informative about an anaesthetised knee.</w:t>
+              <w:t>Treat static alignment as a proxy for the dynamic moment, since they correlate imperfectly.</w:t>
             </w:r>
           </w:p>
         </w:tc>
@@ -3185,7 +3185,7 @@
           </w:tcPr>
           <w:p>
             <w:r>
-              <w:t>3.4.3-P6</w:t>
+              <w:t>3.4.3-P1</w:t>
             </w:r>
           </w:p>
         </w:tc>
@@ -3205,7 +3205,7 @@
           </w:tcPr>
           <w:p>
             <w:r>
-              <w:t>frcs</w:t>
+              <w:t>mrcs</w:t>
             </w:r>
           </w:p>
         </w:tc>
@@ -3215,7 +3215,7 @@
           </w:tcPr>
           <w:p>
             <w:r>
-              <w:t>Expect activity and mass to multiply the loading cycles a construct must survive.</w:t>
+              <w:t>Expect the medial compartment to carry more load in a normally aligned knee, and much more in a varus one.</w:t>
             </w:r>
           </w:p>
         </w:tc>
@@ -3251,7 +3251,7 @@
           </w:tcPr>
           <w:p>
             <w:r>
-              <w:t>3.4.4-P1</w:t>
+              <w:t>3.4.3-P2</w:t>
             </w:r>
           </w:p>
         </w:tc>
@@ -3261,7 +3261,7 @@
           </w:tcPr>
           <w:p>
             <w:r>
-              <w:t>3.4.4</w:t>
+              <w:t>3.4.3</w:t>
             </w:r>
           </w:p>
         </w:tc>
@@ -3281,7 +3281,7 @@
           </w:tcPr>
           <w:p>
             <w:r>
-              <w:t>Expect extension weakness after patellectomy to be mechanical and permanent rather than a rehabilitation failure.</w:t>
+              <w:t>Preserve meniscal tissue to preserve contact area, since the force will not fall.</w:t>
             </w:r>
           </w:p>
         </w:tc>
@@ -3317,7 +3317,7 @@
           </w:tcPr>
           <w:p>
             <w:r>
-              <w:t>3.4.4-P2</w:t>
+              <w:t>3.4.3-P3</w:t>
             </w:r>
           </w:p>
         </w:tc>
@@ -3327,7 +3327,7 @@
           </w:tcPr>
           <w:p>
             <w:r>
-              <w:t>3.4.4</w:t>
+              <w:t>3.4.3</w:t>
             </w:r>
           </w:p>
         </w:tc>
@@ -3337,7 +3337,7 @@
           </w:tcPr>
           <w:p>
             <w:r>
-              <w:t>mrcs</w:t>
+              <w:t>frcs</w:t>
             </w:r>
           </w:p>
         </w:tc>
@@ -3347,7 +3347,7 @@
           </w:tcPr>
           <w:p>
             <w:r>
-              <w:t>Treat tubercle transfer as a load changing operation and plan it as such.</w:t>
+              <w:t>Treat compartment load division as the quantity unicompartmental and osteotomy surgery manipulate, and treat the published division as a population statement rather than a patient's.</w:t>
             </w:r>
           </w:p>
         </w:tc>
@@ -3383,7 +3383,7 @@
           </w:tcPr>
           <w:p>
             <w:r>
-              <w:t>3.4.4-P3</w:t>
+              <w:t>3.4.3-P4</w:t>
             </w:r>
           </w:p>
         </w:tc>
@@ -3393,7 +3393,7 @@
           </w:tcPr>
           <w:p>
             <w:r>
-              <w:t>3.4.4</w:t>
+              <w:t>3.4.3</w:t>
             </w:r>
           </w:p>
         </w:tc>
@@ -3413,7 +3413,7 @@
           </w:tcPr>
           <w:p>
             <w:r>
-              <w:t>Treat the extensor lever arm as a surgical variable in every operation that touches the extensor mechanism, the joint line or the tubercle.</w:t>
+              <w:t>Plan osteotomy correction to a target that avoids lateral overload rather than to the largest achievable correction.</w:t>
             </w:r>
           </w:p>
         </w:tc>
@@ -3449,7 +3449,7 @@
           </w:tcPr>
           <w:p>
             <w:r>
-              <w:t>3.4.4-P4</w:t>
+              <w:t>3.4.3-P5</w:t>
             </w:r>
           </w:p>
         </w:tc>
@@ -3459,7 +3459,7 @@
           </w:tcPr>
           <w:p>
             <w:r>
-              <w:t>3.4.4</w:t>
+              <w:t>3.4.3</w:t>
             </w:r>
           </w:p>
         </w:tc>
@@ -3479,7 +3479,7 @@
           </w:tcPr>
           <w:p>
             <w:r>
-              <w:t>Restore the joint line in arthroplasty, since raising it shortens the extensor arm and raises patellofemoral load.</w:t>
+              <w:t>Read the compartment load division as an average over a cycle, not a constant.</w:t>
             </w:r>
           </w:p>
         </w:tc>
@@ -3515,7 +3515,7 @@
           </w:tcPr>
           <w:p>
             <w:r>
-              <w:t>3.4.4-P5</w:t>
+              <w:t>3.4.3-P6</w:t>
             </w:r>
           </w:p>
         </w:tc>
@@ -3525,7 +3525,7 @@
           </w:tcPr>
           <w:p>
             <w:r>
-              <w:t>3.4.4</w:t>
+              <w:t>3.4.3</w:t>
             </w:r>
           </w:p>
         </w:tc>
@@ -3545,7 +3545,7 @@
           </w:tcPr>
           <w:p>
             <w:r>
-              <w:t>Measure patellar height before and after any procedure that alters the extensor mechanism.</w:t>
+              <w:t>Treat intraoperative balance measurement as informative about an anaesthetised knee.</w:t>
             </w:r>
           </w:p>
         </w:tc>
@@ -3581,7 +3581,7 @@
           </w:tcPr>
           <w:p>
             <w:r>
-              <w:t>3.4.4-P6</w:t>
+              <w:t>3.4.3-P7</w:t>
             </w:r>
           </w:p>
         </w:tc>
@@ -3591,7 +3591,7 @@
           </w:tcPr>
           <w:p>
             <w:r>
-              <w:t>3.4.4</w:t>
+              <w:t>3.4.3</w:t>
             </w:r>
           </w:p>
         </w:tc>
@@ -3611,7 +3611,7 @@
           </w:tcPr>
           <w:p>
             <w:r>
-              <w:t>Plan tubercle transfer by the load change intended rather than by tracking alone.</w:t>
+              <w:t>Expect activity and mass to multiply the loading cycles a construct must survive.</w:t>
             </w:r>
           </w:p>
         </w:tc>
@@ -3647,7 +3647,7 @@
           </w:tcPr>
           <w:p>
             <w:r>
-              <w:t>3.4.4-P7</w:t>
+              <w:t>3.4.4-P1</w:t>
             </w:r>
           </w:p>
         </w:tc>
@@ -3667,7 +3667,7 @@
           </w:tcPr>
           <w:p>
             <w:r>
-              <w:t>frcs</w:t>
+              <w:t>mrcs</w:t>
             </w:r>
           </w:p>
         </w:tc>
@@ -3677,7 +3677,7 @@
           </w:tcPr>
           <w:p>
             <w:r>
-              <w:t>- Patellar height should be measured before and after extensor mechanism surgery.</w:t>
+              <w:t>Expect extension weakness after patellectomy to be mechanical and permanent rather than a rehabilitation failure.</w:t>
             </w:r>
           </w:p>
         </w:tc>
@@ -3713,7 +3713,7 @@
           </w:tcPr>
           <w:p>
             <w:r>
-              <w:t>3.4.5-P1</w:t>
+              <w:t>3.4.4-P2</w:t>
             </w:r>
           </w:p>
         </w:tc>
@@ -3723,7 +3723,7 @@
           </w:tcPr>
           <w:p>
             <w:r>
-              <w:t>3.4.5</w:t>
+              <w:t>3.4.4</w:t>
             </w:r>
           </w:p>
         </w:tc>
@@ -3743,7 +3743,7 @@
           </w:tcPr>
           <w:p>
             <w:r>
-              <w:t>Keep the external and the internal moment distinct.</w:t>
+              <w:t>Treat tubercle transfer as a load changing operation and plan it as such.</w:t>
             </w:r>
           </w:p>
         </w:tc>
@@ -3779,7 +3779,7 @@
           </w:tcPr>
           <w:p>
             <w:r>
-              <w:t>3.4.5-P2</w:t>
+              <w:t>3.4.4-P3</w:t>
             </w:r>
           </w:p>
         </w:tc>
@@ -3789,7 +3789,7 @@
           </w:tcPr>
           <w:p>
             <w:r>
-              <w:t>3.4.5</w:t>
+              <w:t>3.4.4</w:t>
             </w:r>
           </w:p>
         </w:tc>
@@ -3809,7 +3809,7 @@
           </w:tcPr>
           <w:p>
             <w:r>
-              <w:t>Treat a net internal moment as unable to separate co-contraction from a single strong agonist.</w:t>
+              <w:t>Read the shape of a moment arm curve rather than a single published value.</w:t>
             </w:r>
           </w:p>
         </w:tc>
@@ -3845,7 +3845,7 @@
           </w:tcPr>
           <w:p>
             <w:r>
-              <w:t>3.4.5-P3</w:t>
+              <w:t>3.4.4-P4</w:t>
             </w:r>
           </w:p>
         </w:tc>
@@ -3855,7 +3855,7 @@
           </w:tcPr>
           <w:p>
             <w:r>
-              <w:t>3.4.5</w:t>
+              <w:t>3.4.4</w:t>
             </w:r>
           </w:p>
         </w:tc>
@@ -3865,7 +3865,7 @@
           </w:tcPr>
           <w:p>
             <w:r>
-              <w:t>mrcs</w:t>
+              <w:t>frcs</w:t>
             </w:r>
           </w:p>
         </w:tc>
@@ -3875,7 +3875,7 @@
           </w:tcPr>
           <w:p>
             <w:r>
-              <w:t>Expect normalised figures to hide absolute load, which matters in a heavy patient.</w:t>
+              <w:t>Treat the extensor lever arm as a surgical variable in every operation that touches the extensor mechanism, the joint line or the tubercle.</w:t>
             </w:r>
           </w:p>
         </w:tc>
@@ -3911,7 +3911,7 @@
           </w:tcPr>
           <w:p>
             <w:r>
-              <w:t>3.4.5-P4</w:t>
+              <w:t>3.4.4-P5</w:t>
             </w:r>
           </w:p>
         </w:tc>
@@ -3921,7 +3921,7 @@
           </w:tcPr>
           <w:p>
             <w:r>
-              <w:t>3.4.5</w:t>
+              <w:t>3.4.4</w:t>
             </w:r>
           </w:p>
         </w:tc>
@@ -3931,7 +3931,7 @@
           </w:tcPr>
           <w:p>
             <w:r>
-              <w:t>mrcs</w:t>
+              <w:t>frcs</w:t>
             </w:r>
           </w:p>
         </w:tc>
@@ -3941,7 +3941,7 @@
           </w:tcPr>
           <w:p>
             <w:r>
-              <w:t>Use the moment against angle curve rather than a peak value when comparing activities.</w:t>
+              <w:t>Restore the joint line in arthroplasty, since raising it shortens the extensor arm and raises patellofemoral load.</w:t>
             </w:r>
           </w:p>
         </w:tc>
@@ -3977,7 +3977,7 @@
           </w:tcPr>
           <w:p>
             <w:r>
-              <w:t>3.4.5-P5</w:t>
+              <w:t>3.4.4-P6</w:t>
             </w:r>
           </w:p>
         </w:tc>
@@ -3987,7 +3987,7 @@
           </w:tcPr>
           <w:p>
             <w:r>
-              <w:t>3.4.5</w:t>
+              <w:t>3.4.4</w:t>
             </w:r>
           </w:p>
         </w:tc>
@@ -4007,7 +4007,7 @@
           </w:tcPr>
           <w:p>
             <w:r>
-              <w:t>Treat the knee adduction moment as the kinetic variable with the clearest clinical application, since it is associated with progression and is modifiable by three different routes: osteotomy, gait modification and bracing.</w:t>
+              <w:t>Measure patellar height before and after any procedure that alters the extensor mechanism.</w:t>
             </w:r>
           </w:p>
         </w:tc>
@@ -4043,7 +4043,7 @@
           </w:tcPr>
           <w:p>
             <w:r>
-              <w:t>3.4.5-P6</w:t>
+              <w:t>3.4.4-P7</w:t>
             </w:r>
           </w:p>
         </w:tc>
@@ -4053,7 +4053,7 @@
           </w:tcPr>
           <w:p>
             <w:r>
-              <w:t>3.4.5</w:t>
+              <w:t>3.4.4</w:t>
             </w:r>
           </w:p>
         </w:tc>
@@ -4073,7 +4073,7 @@
           </w:tcPr>
           <w:p>
             <w:r>
-              <w:t>No agreed moment threshold defines who should be offered an osteotomy, so the decision remains clinical.</w:t>
+              <w:t>Plan tubercle transfer by the load change intended rather than by tracking alone.</w:t>
             </w:r>
           </w:p>
         </w:tc>
@@ -4109,7 +4109,7 @@
           </w:tcPr>
           <w:p>
             <w:r>
-              <w:t>3.4.5-P7</w:t>
+              <w:t>3.4.4-P8</w:t>
             </w:r>
           </w:p>
         </w:tc>
@@ -4119,7 +4119,7 @@
           </w:tcPr>
           <w:p>
             <w:r>
-              <w:t>3.4.5</w:t>
+              <w:t>3.4.4</w:t>
             </w:r>
           </w:p>
         </w:tc>
@@ -4139,7 +4139,7 @@
           </w:tcPr>
           <w:p>
             <w:r>
-              <w:t>Plan osteotomy to a target that changes the moment rather than to an angle alone.</w:t>
+              <w:t>- Patellar height should be measured before and after extensor mechanism surgery.</w:t>
             </w:r>
           </w:p>
         </w:tc>
@@ -4175,7 +4175,7 @@
           </w:tcPr>
           <w:p>
             <w:r>
-              <w:t>3.4.5-P8</w:t>
+              <w:t>3.4.5-P1</w:t>
             </w:r>
           </w:p>
         </w:tc>
@@ -4195,7 +4195,7 @@
           </w:tcPr>
           <w:p>
             <w:r>
-              <w:t>frcs</w:t>
+              <w:t>mrcs</w:t>
             </w:r>
           </w:p>
         </w:tc>
@@ -4205,7 +4205,7 @@
           </w:tcPr>
           <w:p>
             <w:r>
-              <w:t>Address body mass alongside any mechanical correction, since it scales every moment.</w:t>
+              <w:t>Keep the external and the internal moment distinct.</w:t>
             </w:r>
           </w:p>
         </w:tc>
@@ -4241,7 +4241,7 @@
           </w:tcPr>
           <w:p>
             <w:r>
-              <w:t>3.4.6-P1</w:t>
+              <w:t>3.4.5-P2</w:t>
             </w:r>
           </w:p>
         </w:tc>
@@ -4251,7 +4251,7 @@
           </w:tcPr>
           <w:p>
             <w:r>
-              <w:t>3.4.6</w:t>
+              <w:t>3.4.5</w:t>
             </w:r>
           </w:p>
         </w:tc>
@@ -4271,7 +4271,7 @@
           </w:tcPr>
           <w:p>
             <w:r>
-              <w:t>Measure alignment when the adduction moment is the clinical question, since it is the available proxy.</w:t>
+              <w:t>Read a quoted moment as external unless the paper says otherwise, since that is the convention.</w:t>
             </w:r>
           </w:p>
         </w:tc>
@@ -4307,7 +4307,7 @@
           </w:tcPr>
           <w:p>
             <w:r>
-              <w:t>3.4.6-P2</w:t>
+              <w:t>3.4.5-P3</w:t>
             </w:r>
           </w:p>
         </w:tc>
@@ -4317,7 +4317,7 @@
           </w:tcPr>
           <w:p>
             <w:r>
-              <w:t>3.4.6</w:t>
+              <w:t>3.4.5</w:t>
             </w:r>
           </w:p>
         </w:tc>
@@ -4337,7 +4337,7 @@
           </w:tcPr>
           <w:p>
             <w:r>
-              <w:t>Prefer impulse over peak when the question is cumulative exposure rather than a single step.</w:t>
+              <w:t>Treat a net internal moment as unable to separate co-contraction from a single strong agonist.</w:t>
             </w:r>
           </w:p>
         </w:tc>
@@ -4373,7 +4373,7 @@
           </w:tcPr>
           <w:p>
             <w:r>
-              <w:t>3.4.6-P3</w:t>
+              <w:t>3.4.5-P4</w:t>
             </w:r>
           </w:p>
         </w:tc>
@@ -4383,7 +4383,7 @@
           </w:tcPr>
           <w:p>
             <w:r>
-              <w:t>3.4.6</w:t>
+              <w:t>3.4.5</w:t>
             </w:r>
           </w:p>
         </w:tc>
@@ -4393,7 +4393,7 @@
           </w:tcPr>
           <w:p>
             <w:r>
-              <w:t>frcs</w:t>
+              <w:t>mrcs</w:t>
             </w:r>
           </w:p>
         </w:tc>
@@ -4403,7 +4403,7 @@
           </w:tcPr>
           <w:p>
             <w:r>
-              <w:t>Treat the adduction moment as the target of every mechanical treatment for medial compartment disease, and treat alignment as the lever that moves it furthest.</w:t>
+              <w:t>Expect normalised figures to hide absolute load, which matters in a heavy patient.</w:t>
             </w:r>
           </w:p>
         </w:tc>
@@ -4439,7 +4439,7 @@
           </w:tcPr>
           <w:p>
             <w:r>
-              <w:t>3.4.6-P4</w:t>
+              <w:t>3.4.5-P5</w:t>
             </w:r>
           </w:p>
         </w:tc>
@@ -4449,7 +4449,7 @@
           </w:tcPr>
           <w:p>
             <w:r>
-              <w:t>3.4.6</w:t>
+              <w:t>3.4.5</w:t>
             </w:r>
           </w:p>
         </w:tc>
@@ -4459,7 +4459,7 @@
           </w:tcPr>
           <w:p>
             <w:r>
-              <w:t>frcs</w:t>
+              <w:t>mrcs</w:t>
             </w:r>
           </w:p>
         </w:tc>
@@ -4469,7 +4469,7 @@
           </w:tcPr>
           <w:p>
             <w:r>
-              <w:t>Address body mass alongside correction, since it can exceed the surgical effect.</w:t>
+              <w:t>Use the moment against angle curve rather than a peak value when comparing activities.</w:t>
             </w:r>
           </w:p>
         </w:tc>
@@ -4505,7 +4505,7 @@
           </w:tcPr>
           <w:p>
             <w:r>
-              <w:t>3.4.6-P5</w:t>
+              <w:t>3.4.5-P6</w:t>
             </w:r>
           </w:p>
         </w:tc>
@@ -4515,7 +4515,7 @@
           </w:tcPr>
           <w:p>
             <w:r>
-              <w:t>3.4.6</w:t>
+              <w:t>3.4.5</w:t>
             </w:r>
           </w:p>
         </w:tc>
@@ -4535,7 +4535,7 @@
           </w:tcPr>
           <w:p>
             <w:r>
-              <w:t>Plan correction to a mechanical axis target and confirm it radiographically.</w:t>
+              <w:t>Treat the knee adduction moment as the kinetic variable with the clearest clinical application, since it is associated with progression and is modifiable by three different routes: osteotomy, gait modification and bracing.</w:t>
             </w:r>
           </w:p>
         </w:tc>
@@ -4571,7 +4571,7 @@
           </w:tcPr>
           <w:p>
             <w:r>
-              <w:t>3.4.7-P1</w:t>
+              <w:t>3.4.5-P7</w:t>
             </w:r>
           </w:p>
         </w:tc>
@@ -4581,7 +4581,7 @@
           </w:tcPr>
           <w:p>
             <w:r>
-              <w:t>3.4.7</w:t>
+              <w:t>3.4.5</w:t>
             </w:r>
           </w:p>
         </w:tc>
@@ -4591,7 +4591,7 @@
           </w:tcPr>
           <w:p>
             <w:r>
-              <w:t>mrcs</w:t>
+              <w:t>frcs</w:t>
             </w:r>
           </w:p>
         </w:tc>
@@ -4601,7 +4601,7 @@
           </w:tcPr>
           <w:p>
             <w:r>
-              <w:t>Measure strength through range rather than at one angle, since both the arm and the muscle change.</w:t>
+              <w:t>No agreed moment threshold defines who should be offered an osteotomy, so the decision remains clinical.</w:t>
             </w:r>
           </w:p>
         </w:tc>
@@ -4637,7 +4637,7 @@
           </w:tcPr>
           <w:p>
             <w:r>
-              <w:t>3.4.7-P2</w:t>
+              <w:t>3.4.5-P8</w:t>
             </w:r>
           </w:p>
         </w:tc>
@@ -4647,7 +4647,7 @@
           </w:tcPr>
           <w:p>
             <w:r>
-              <w:t>3.4.7</w:t>
+              <w:t>3.4.5</w:t>
             </w:r>
           </w:p>
         </w:tc>
@@ -4657,7 +4657,7 @@
           </w:tcPr>
           <w:p>
             <w:r>
-              <w:t>mrcs</w:t>
+              <w:t>frcs</w:t>
             </w:r>
           </w:p>
         </w:tc>
@@ -4667,7 +4667,7 @@
           </w:tcPr>
           <w:p>
             <w:r>
-              <w:t>Treat effusion as a cause of reduced internal moment before concluding muscle failure.</w:t>
+              <w:t>Compare unlike treatments by the moment change each produces.</w:t>
             </w:r>
           </w:p>
         </w:tc>
@@ -4703,7 +4703,7 @@
           </w:tcPr>
           <w:p>
             <w:r>
-              <w:t>3.4.7-P3</w:t>
+              <w:t>3.4.5-P9</w:t>
             </w:r>
           </w:p>
         </w:tc>
@@ -4713,7 +4713,7 @@
           </w:tcPr>
           <w:p>
             <w:r>
-              <w:t>3.4.7</w:t>
+              <w:t>3.4.5</w:t>
             </w:r>
           </w:p>
         </w:tc>
@@ -4723,7 +4723,7 @@
           </w:tcPr>
           <w:p>
             <w:r>
-              <w:t>mrcs</w:t>
+              <w:t>frcs</w:t>
             </w:r>
           </w:p>
         </w:tc>
@@ -4733,7 +4733,7 @@
           </w:tcPr>
           <w:p>
             <w:r>
-              <w:t>Expect co-contraction to raise joint load in painful and unstable knees, and read modelled loads accordingly.</w:t>
+              <w:t>Plan osteotomy to a target that changes the moment rather than to an angle alone.</w:t>
             </w:r>
           </w:p>
         </w:tc>
@@ -4769,7 +4769,7 @@
           </w:tcPr>
           <w:p>
             <w:r>
-              <w:t>3.4.7-P4</w:t>
+              <w:t>3.4.5-P10</w:t>
             </w:r>
           </w:p>
         </w:tc>
@@ -4779,7 +4779,7 @@
           </w:tcPr>
           <w:p>
             <w:r>
-              <w:t>3.4.7</w:t>
+              <w:t>3.4.5</w:t>
             </w:r>
           </w:p>
         </w:tc>
@@ -4799,7 +4799,7 @@
           </w:tcPr>
           <w:p>
             <w:r>
-              <w:t>Treat the internal moment as the half of the equation surgery usually cannot fix.</w:t>
+              <w:t>Address body mass alongside any mechanical correction, since it scales every moment.</w:t>
             </w:r>
           </w:p>
         </w:tc>
@@ -4835,7 +4835,7 @@
           </w:tcPr>
           <w:p>
             <w:r>
-              <w:t>3.4.7-P5</w:t>
+              <w:t>3.4.5-P11</w:t>
             </w:r>
           </w:p>
         </w:tc>
@@ -4845,7 +4845,7 @@
           </w:tcPr>
           <w:p>
             <w:r>
-              <w:t>3.4.7</w:t>
+              <w:t>3.4.5</w:t>
             </w:r>
           </w:p>
         </w:tc>
@@ -4865,7 +4865,7 @@
           </w:tcPr>
           <w:p>
             <w:r>
-              <w:t>Expect a hamstring graft to remove part of the internal flexion moment, and account for it in rehabilitation.</w:t>
+              <w:t>State that no moment threshold defines the indication, and decide clinically.</w:t>
             </w:r>
           </w:p>
         </w:tc>
@@ -4901,7 +4901,7 @@
           </w:tcPr>
           <w:p>
             <w:r>
-              <w:t>3.4.7-P6</w:t>
+              <w:t>3.4.6-P1</w:t>
             </w:r>
           </w:p>
         </w:tc>
@@ -4911,7 +4911,7 @@
           </w:tcPr>
           <w:p>
             <w:r>
-              <w:t>3.4.7</w:t>
+              <w:t>3.4.6</w:t>
             </w:r>
           </w:p>
         </w:tc>
@@ -4921,7 +4921,7 @@
           </w:tcPr>
           <w:p>
             <w:r>
-              <w:t>frcs</w:t>
+              <w:t>mrcs</w:t>
             </w:r>
           </w:p>
         </w:tc>
@@ -4931,7 +4931,7 @@
           </w:tcPr>
           <w:p>
             <w:r>
-              <w:t>Treat a quadriceps deficit as a mechanical problem rather than a motivational one.</w:t>
+              <w:t>Measure alignment when the adduction moment is the clinical question, since it is the available proxy.</w:t>
             </w:r>
           </w:p>
         </w:tc>
@@ -4967,7 +4967,7 @@
           </w:tcPr>
           <w:p>
             <w:r>
-              <w:t>3.4.8-P1</w:t>
+              <w:t>3.4.6-P2</w:t>
             </w:r>
           </w:p>
         </w:tc>
@@ -4977,7 +4977,7 @@
           </w:tcPr>
           <w:p>
             <w:r>
-              <w:t>3.4.8</w:t>
+              <w:t>3.4.6</w:t>
             </w:r>
           </w:p>
         </w:tc>
@@ -4997,7 +4997,7 @@
           </w:tcPr>
           <w:p>
             <w:r>
-              <w:t>Use loading rate as the practical measure of whether a landing is being absorbed.</w:t>
+              <w:t>Offer a cane in the opposite hand for medial compartment pain, on mechanical grounds.</w:t>
             </w:r>
           </w:p>
         </w:tc>
@@ -5033,7 +5033,7 @@
           </w:tcPr>
           <w:p>
             <w:r>
-              <w:t>3.4.8-P2</w:t>
+              <w:t>3.4.6-P3</w:t>
             </w:r>
           </w:p>
         </w:tc>
@@ -5043,7 +5043,7 @@
           </w:tcPr>
           <w:p>
             <w:r>
-              <w:t>3.4.8</w:t>
+              <w:t>3.4.6</w:t>
             </w:r>
           </w:p>
         </w:tc>
@@ -5063,7 +5063,7 @@
           </w:tcPr>
           <w:p>
             <w:r>
-              <w:t>Expect absorption and joint force to rise together, so a well absorbed landing is not an unloaded one.</w:t>
+              <w:t>Prefer impulse over peak when the question is cumulative exposure rather than a single step.</w:t>
             </w:r>
           </w:p>
         </w:tc>
@@ -5099,7 +5099,7 @@
           </w:tcPr>
           <w:p>
             <w:r>
-              <w:t>3.4.8-P3</w:t>
+              <w:t>3.4.6-P4</w:t>
             </w:r>
           </w:p>
         </w:tc>
@@ -5109,7 +5109,7 @@
           </w:tcPr>
           <w:p>
             <w:r>
-              <w:t>3.4.8</w:t>
+              <w:t>3.4.6</w:t>
             </w:r>
           </w:p>
         </w:tc>
@@ -5129,7 +5129,7 @@
           </w:tcPr>
           <w:p>
             <w:r>
-              <w:t>Treat eccentric capacity as a return to activity criterion rather than a rehabilitation stage.</w:t>
+              <w:t>Treat the adduction moment as the target of every mechanical treatment for medial compartment disease, and treat alignment as the lever that moves it furthest.</w:t>
             </w:r>
           </w:p>
         </w:tc>
@@ -5165,7 +5165,7 @@
           </w:tcPr>
           <w:p>
             <w:r>
-              <w:t>3.4.8-P4</w:t>
+              <w:t>3.4.6-P5</w:t>
             </w:r>
           </w:p>
         </w:tc>
@@ -5175,7 +5175,7 @@
           </w:tcPr>
           <w:p>
             <w:r>
-              <w:t>3.4.8</w:t>
+              <w:t>3.4.6</w:t>
             </w:r>
           </w:p>
         </w:tc>
@@ -5195,7 +5195,7 @@
           </w:tcPr>
           <w:p>
             <w:r>
-              <w:t>Expect asymmetry to persist behind a normal examination after reconstruction.</w:t>
+              <w:t>Address body mass alongside correction, since it can exceed the surgical effect.</w:t>
             </w:r>
           </w:p>
         </w:tc>
@@ -5231,7 +5231,7 @@
           </w:tcPr>
           <w:p>
             <w:r>
-              <w:t>3.4.8-P5</w:t>
+              <w:t>3.4.6-P6</w:t>
             </w:r>
           </w:p>
         </w:tc>
@@ -5241,7 +5241,7 @@
           </w:tcPr>
           <w:p>
             <w:r>
-              <w:t>3.4.8</w:t>
+              <w:t>3.4.6</w:t>
             </w:r>
           </w:p>
         </w:tc>
@@ -5261,7 +5261,7 @@
           </w:tcPr>
           <w:p>
             <w:r>
-              <w:t>Prefer graded exposure to avoidance, since cumulative cycles rather than peaks drive the cartilage consequence.</w:t>
+              <w:t>State the observational nature of the progression association when counselling.</w:t>
             </w:r>
           </w:p>
         </w:tc>
@@ -5297,7 +5297,7 @@
           </w:tcPr>
           <w:p>
             <w:r>
-              <w:t>3.4.9-P1</w:t>
+              <w:t>3.4.6-P7</w:t>
             </w:r>
           </w:p>
         </w:tc>
@@ -5307,7 +5307,7 @@
           </w:tcPr>
           <w:p>
             <w:r>
-              <w:t>3.4.9</w:t>
+              <w:t>3.4.6</w:t>
             </w:r>
           </w:p>
         </w:tc>
@@ -5317,7 +5317,7 @@
           </w:tcPr>
           <w:p>
             <w:r>
-              <w:t>mrcs</w:t>
+              <w:t>frcs</w:t>
             </w:r>
           </w:p>
         </w:tc>
@@ -5327,7 +5327,7 @@
           </w:tcPr>
           <w:p>
             <w:r>
-              <w:t>Preserve meniscal tissue and repair roots where feasible, on load path grounds.</w:t>
+              <w:t>Plan correction to a mechanical axis target and confirm it radiographically.</w:t>
             </w:r>
           </w:p>
         </w:tc>
@@ -5363,7 +5363,7 @@
           </w:tcPr>
           <w:p>
             <w:r>
-              <w:t>3.4.9-P2</w:t>
+              <w:t>3.4.7-P1</w:t>
             </w:r>
           </w:p>
         </w:tc>
@@ -5373,7 +5373,7 @@
           </w:tcPr>
           <w:p>
             <w:r>
-              <w:t>3.4.9</w:t>
+              <w:t>3.4.7</w:t>
             </w:r>
           </w:p>
         </w:tc>
@@ -5393,7 +5393,7 @@
           </w:tcPr>
           <w:p>
             <w:r>
-              <w:t>Expect subchondral change to mark where load concentrated, and look for the cause.</w:t>
+              <w:t>Measure strength through range rather than at one angle, since both the arm and the muscle change.</w:t>
             </w:r>
           </w:p>
         </w:tc>
@@ -5429,7 +5429,7 @@
           </w:tcPr>
           <w:p>
             <w:r>
-              <w:t>3.4.9-P3</w:t>
+              <w:t>3.4.7-P2</w:t>
             </w:r>
           </w:p>
         </w:tc>
@@ -5439,7 +5439,7 @@
           </w:tcPr>
           <w:p>
             <w:r>
-              <w:t>3.4.9</w:t>
+              <w:t>3.4.7</w:t>
             </w:r>
           </w:p>
         </w:tc>
@@ -5459,7 +5459,7 @@
           </w:tcPr>
           <w:p>
             <w:r>
-              <w:t>Address alignment before or with any procedure intended to protect a compartment.</w:t>
+              <w:t>Treat effusion as a cause of reduced internal moment before concluding muscle failure.</w:t>
             </w:r>
           </w:p>
         </w:tc>
@@ -5495,7 +5495,7 @@
           </w:tcPr>
           <w:p>
             <w:r>
-              <w:t>3.4.9-P4</w:t>
+              <w:t>3.4.7-P3</w:t>
             </w:r>
           </w:p>
         </w:tc>
@@ -5505,7 +5505,7 @@
           </w:tcPr>
           <w:p>
             <w:r>
-              <w:t>3.4.9</w:t>
+              <w:t>3.4.7</w:t>
             </w:r>
           </w:p>
         </w:tc>
@@ -5515,7 +5515,7 @@
           </w:tcPr>
           <w:p>
             <w:r>
-              <w:t>frcs</w:t>
+              <w:t>mrcs</w:t>
             </w:r>
           </w:p>
         </w:tc>
@@ -5525,7 +5525,7 @@
           </w:tcPr>
           <w:p>
             <w:r>
-              <w:t>Treat every reconstructive decision as a load path decision.</w:t>
+              <w:t>Expect co-contraction to raise joint load in painful and unstable knees, and read modelled loads accordingly.</w:t>
             </w:r>
           </w:p>
         </w:tc>
@@ -5561,7 +5561,7 @@
           </w:tcPr>
           <w:p>
             <w:r>
-              <w:t>3.4.9-P5</w:t>
+              <w:t>3.4.7-P4</w:t>
             </w:r>
           </w:p>
         </w:tc>
@@ -5571,7 +5571,7 @@
           </w:tcPr>
           <w:p>
             <w:r>
-              <w:t>3.4.9</w:t>
+              <w:t>3.4.7</w:t>
             </w:r>
           </w:p>
         </w:tc>
@@ -5591,7 +5591,7 @@
           </w:tcPr>
           <w:p>
             <w:r>
-              <w:t>Plan reconstruction as a combination when the path has more than one failed part.</w:t>
+              <w:t>Treat the internal moment as the half of the equation surgery usually cannot fix.</w:t>
             </w:r>
           </w:p>
         </w:tc>
@@ -5627,7 +5627,7 @@
           </w:tcPr>
           <w:p>
             <w:r>
-              <w:t>3.4.9-P6</w:t>
+              <w:t>3.4.7-P5</w:t>
             </w:r>
           </w:p>
         </w:tc>
@@ -5637,7 +5637,7 @@
           </w:tcPr>
           <w:p>
             <w:r>
-              <w:t>3.4.9</w:t>
+              <w:t>3.4.7</w:t>
             </w:r>
           </w:p>
         </w:tc>
@@ -5657,7 +5657,7 @@
           </w:tcPr>
           <w:p>
             <w:r>
-              <w:t>Consider subchondral bone when a surface procedure has failed without a technical cause.</w:t>
+              <w:t>Expect a hamstring graft to remove part of the internal flexion moment, and account for it in rehabilitation.</w:t>
             </w:r>
           </w:p>
         </w:tc>
@@ -5693,7 +5693,7 @@
           </w:tcPr>
           <w:p>
             <w:r>
-              <w:t>3.4.10-P1</w:t>
+              <w:t>3.4.7-P6</w:t>
             </w:r>
           </w:p>
         </w:tc>
@@ -5703,7 +5703,7 @@
           </w:tcPr>
           <w:p>
             <w:r>
-              <w:t>3.4.10</w:t>
+              <w:t>3.4.7</w:t>
             </w:r>
           </w:p>
         </w:tc>
@@ -5713,7 +5713,7 @@
           </w:tcPr>
           <w:p>
             <w:r>
-              <w:t>mrcs</w:t>
+              <w:t>frcs</w:t>
             </w:r>
           </w:p>
         </w:tc>
@@ -5723,7 +5723,7 @@
           </w:tcPr>
           <w:p>
             <w:r>
-              <w:t>Expect a meniscectomised knee to absorb fast loads less well, and advise on activity accordingly.</w:t>
+              <w:t>Treat a quadriceps deficit as a mechanical problem rather than a motivational one.</w:t>
             </w:r>
           </w:p>
         </w:tc>
@@ -5759,7 +5759,7 @@
           </w:tcPr>
           <w:p>
             <w:r>
-              <w:t>3.4.10-P2</w:t>
+              <w:t>3.4.8-P1</w:t>
             </w:r>
           </w:p>
         </w:tc>
@@ -5769,7 +5769,7 @@
           </w:tcPr>
           <w:p>
             <w:r>
-              <w:t>3.4.10</w:t>
+              <w:t>3.4.8</w:t>
             </w:r>
           </w:p>
         </w:tc>
@@ -5789,7 +5789,7 @@
           </w:tcPr>
           <w:p>
             <w:r>
-              <w:t>Treat accelerometry as a proxy for loading rate rather than a measurement of it.</w:t>
+              <w:t>Read a reduced knee contribution in a power curve as a strategy change rather than necessarily as weakness.</w:t>
             </w:r>
           </w:p>
         </w:tc>
@@ -5825,7 +5825,1129 @@
           </w:tcPr>
           <w:p>
             <w:r>
+              <w:t>3.4.8-P2</w:t>
+            </w:r>
+          </w:p>
+        </w:tc>
+        <w:tc>
+          <w:tcPr>
+            <w:tcW w:type="dxa" w:w="706"/>
+          </w:tcPr>
+          <w:p>
+            <w:r>
+              <w:t>3.4.8</w:t>
+            </w:r>
+          </w:p>
+        </w:tc>
+        <w:tc>
+          <w:tcPr>
+            <w:tcW w:type="dxa" w:w="988"/>
+          </w:tcPr>
+          <w:p>
+            <w:r>
+              <w:t>mrcs</w:t>
+            </w:r>
+          </w:p>
+        </w:tc>
+        <w:tc>
+          <w:tcPr>
+            <w:tcW w:type="dxa" w:w="5927"/>
+          </w:tcPr>
+          <w:p>
+            <w:r>
+              <w:t>Use loading rate as the practical measure of whether a landing is being absorbed.</w:t>
+            </w:r>
+          </w:p>
+        </w:tc>
+        <w:tc>
+          <w:tcPr>
+            <w:tcW w:type="dxa" w:w="1411"/>
+          </w:tcPr>
+          <w:p>
+            <w:r/>
+          </w:p>
+        </w:tc>
+        <w:tc>
+          <w:tcPr>
+            <w:tcW w:type="dxa" w:w="1835"/>
+          </w:tcPr>
+          <w:p>
+            <w:r/>
+          </w:p>
+        </w:tc>
+        <w:tc>
+          <w:tcPr>
+            <w:tcW w:type="dxa" w:w="2258"/>
+          </w:tcPr>
+          <w:p>
+            <w:r/>
+          </w:p>
+        </w:tc>
+      </w:tr>
+      <w:tr>
+        <w:tc>
+          <w:tcPr>
+            <w:tcW w:type="dxa" w:w="988"/>
+          </w:tcPr>
+          <w:p>
+            <w:r>
+              <w:t>3.4.8-P3</w:t>
+            </w:r>
+          </w:p>
+        </w:tc>
+        <w:tc>
+          <w:tcPr>
+            <w:tcW w:type="dxa" w:w="706"/>
+          </w:tcPr>
+          <w:p>
+            <w:r>
+              <w:t>3.4.8</w:t>
+            </w:r>
+          </w:p>
+        </w:tc>
+        <w:tc>
+          <w:tcPr>
+            <w:tcW w:type="dxa" w:w="988"/>
+          </w:tcPr>
+          <w:p>
+            <w:r>
+              <w:t>mrcs</w:t>
+            </w:r>
+          </w:p>
+        </w:tc>
+        <w:tc>
+          <w:tcPr>
+            <w:tcW w:type="dxa" w:w="5927"/>
+          </w:tcPr>
+          <w:p>
+            <w:r>
+              <w:t>Expect absorption and joint force to rise together, so a well absorbed landing is not an unloaded one.</w:t>
+            </w:r>
+          </w:p>
+        </w:tc>
+        <w:tc>
+          <w:tcPr>
+            <w:tcW w:type="dxa" w:w="1411"/>
+          </w:tcPr>
+          <w:p>
+            <w:r/>
+          </w:p>
+        </w:tc>
+        <w:tc>
+          <w:tcPr>
+            <w:tcW w:type="dxa" w:w="1835"/>
+          </w:tcPr>
+          <w:p>
+            <w:r/>
+          </w:p>
+        </w:tc>
+        <w:tc>
+          <w:tcPr>
+            <w:tcW w:type="dxa" w:w="2258"/>
+          </w:tcPr>
+          <w:p>
+            <w:r/>
+          </w:p>
+        </w:tc>
+      </w:tr>
+      <w:tr>
+        <w:tc>
+          <w:tcPr>
+            <w:tcW w:type="dxa" w:w="988"/>
+          </w:tcPr>
+          <w:p>
+            <w:r>
+              <w:t>3.4.8-P4</w:t>
+            </w:r>
+          </w:p>
+        </w:tc>
+        <w:tc>
+          <w:tcPr>
+            <w:tcW w:type="dxa" w:w="706"/>
+          </w:tcPr>
+          <w:p>
+            <w:r>
+              <w:t>3.4.8</w:t>
+            </w:r>
+          </w:p>
+        </w:tc>
+        <w:tc>
+          <w:tcPr>
+            <w:tcW w:type="dxa" w:w="988"/>
+          </w:tcPr>
+          <w:p>
+            <w:r>
+              <w:t>frcs</w:t>
+            </w:r>
+          </w:p>
+        </w:tc>
+        <w:tc>
+          <w:tcPr>
+            <w:tcW w:type="dxa" w:w="5927"/>
+          </w:tcPr>
+          <w:p>
+            <w:r>
+              <w:t>Treat eccentric capacity as a return to activity criterion rather than a rehabilitation stage.</w:t>
+            </w:r>
+          </w:p>
+        </w:tc>
+        <w:tc>
+          <w:tcPr>
+            <w:tcW w:type="dxa" w:w="1411"/>
+          </w:tcPr>
+          <w:p>
+            <w:r/>
+          </w:p>
+        </w:tc>
+        <w:tc>
+          <w:tcPr>
+            <w:tcW w:type="dxa" w:w="1835"/>
+          </w:tcPr>
+          <w:p>
+            <w:r/>
+          </w:p>
+        </w:tc>
+        <w:tc>
+          <w:tcPr>
+            <w:tcW w:type="dxa" w:w="2258"/>
+          </w:tcPr>
+          <w:p>
+            <w:r/>
+          </w:p>
+        </w:tc>
+      </w:tr>
+      <w:tr>
+        <w:tc>
+          <w:tcPr>
+            <w:tcW w:type="dxa" w:w="988"/>
+          </w:tcPr>
+          <w:p>
+            <w:r>
+              <w:t>3.4.8-P5</w:t>
+            </w:r>
+          </w:p>
+        </w:tc>
+        <w:tc>
+          <w:tcPr>
+            <w:tcW w:type="dxa" w:w="706"/>
+          </w:tcPr>
+          <w:p>
+            <w:r>
+              <w:t>3.4.8</w:t>
+            </w:r>
+          </w:p>
+        </w:tc>
+        <w:tc>
+          <w:tcPr>
+            <w:tcW w:type="dxa" w:w="988"/>
+          </w:tcPr>
+          <w:p>
+            <w:r>
+              <w:t>frcs</w:t>
+            </w:r>
+          </w:p>
+        </w:tc>
+        <w:tc>
+          <w:tcPr>
+            <w:tcW w:type="dxa" w:w="5927"/>
+          </w:tcPr>
+          <w:p>
+            <w:r>
+              <w:t>Expect asymmetry to persist behind a normal examination after reconstruction.</w:t>
+            </w:r>
+          </w:p>
+        </w:tc>
+        <w:tc>
+          <w:tcPr>
+            <w:tcW w:type="dxa" w:w="1411"/>
+          </w:tcPr>
+          <w:p>
+            <w:r/>
+          </w:p>
+        </w:tc>
+        <w:tc>
+          <w:tcPr>
+            <w:tcW w:type="dxa" w:w="1835"/>
+          </w:tcPr>
+          <w:p>
+            <w:r/>
+          </w:p>
+        </w:tc>
+        <w:tc>
+          <w:tcPr>
+            <w:tcW w:type="dxa" w:w="2258"/>
+          </w:tcPr>
+          <w:p>
+            <w:r/>
+          </w:p>
+        </w:tc>
+      </w:tr>
+      <w:tr>
+        <w:tc>
+          <w:tcPr>
+            <w:tcW w:type="dxa" w:w="988"/>
+          </w:tcPr>
+          <w:p>
+            <w:r>
+              <w:t>3.4.8-P6</w:t>
+            </w:r>
+          </w:p>
+        </w:tc>
+        <w:tc>
+          <w:tcPr>
+            <w:tcW w:type="dxa" w:w="706"/>
+          </w:tcPr>
+          <w:p>
+            <w:r>
+              <w:t>3.4.8</w:t>
+            </w:r>
+          </w:p>
+        </w:tc>
+        <w:tc>
+          <w:tcPr>
+            <w:tcW w:type="dxa" w:w="988"/>
+          </w:tcPr>
+          <w:p>
+            <w:r>
+              <w:t>frcs</w:t>
+            </w:r>
+          </w:p>
+        </w:tc>
+        <w:tc>
+          <w:tcPr>
+            <w:tcW w:type="dxa" w:w="5927"/>
+          </w:tcPr>
+          <w:p>
+            <w:r>
+              <w:t>Prefer graded exposure to avoidance, since cumulative cycles rather than peaks drive the cartilage consequence.</w:t>
+            </w:r>
+          </w:p>
+        </w:tc>
+        <w:tc>
+          <w:tcPr>
+            <w:tcW w:type="dxa" w:w="1411"/>
+          </w:tcPr>
+          <w:p>
+            <w:r/>
+          </w:p>
+        </w:tc>
+        <w:tc>
+          <w:tcPr>
+            <w:tcW w:type="dxa" w:w="1835"/>
+          </w:tcPr>
+          <w:p>
+            <w:r/>
+          </w:p>
+        </w:tc>
+        <w:tc>
+          <w:tcPr>
+            <w:tcW w:type="dxa" w:w="2258"/>
+          </w:tcPr>
+          <w:p>
+            <w:r/>
+          </w:p>
+        </w:tc>
+      </w:tr>
+      <w:tr>
+        <w:tc>
+          <w:tcPr>
+            <w:tcW w:type="dxa" w:w="988"/>
+          </w:tcPr>
+          <w:p>
+            <w:r>
+              <w:t>3.4.8-P7</w:t>
+            </w:r>
+          </w:p>
+        </w:tc>
+        <w:tc>
+          <w:tcPr>
+            <w:tcW w:type="dxa" w:w="706"/>
+          </w:tcPr>
+          <w:p>
+            <w:r>
+              <w:t>3.4.8</w:t>
+            </w:r>
+          </w:p>
+        </w:tc>
+        <w:tc>
+          <w:tcPr>
+            <w:tcW w:type="dxa" w:w="988"/>
+          </w:tcPr>
+          <w:p>
+            <w:r>
+              <w:t>frcs</w:t>
+            </w:r>
+          </w:p>
+        </w:tc>
+        <w:tc>
+          <w:tcPr>
+            <w:tcW w:type="dxa" w:w="5927"/>
+          </w:tcPr>
+          <w:p>
+            <w:r>
+              <w:t>State the uncertainty about individual tolerance rather than offering a figure.</w:t>
+            </w:r>
+          </w:p>
+        </w:tc>
+        <w:tc>
+          <w:tcPr>
+            <w:tcW w:type="dxa" w:w="1411"/>
+          </w:tcPr>
+          <w:p>
+            <w:r/>
+          </w:p>
+        </w:tc>
+        <w:tc>
+          <w:tcPr>
+            <w:tcW w:type="dxa" w:w="1835"/>
+          </w:tcPr>
+          <w:p>
+            <w:r/>
+          </w:p>
+        </w:tc>
+        <w:tc>
+          <w:tcPr>
+            <w:tcW w:type="dxa" w:w="2258"/>
+          </w:tcPr>
+          <w:p>
+            <w:r/>
+          </w:p>
+        </w:tc>
+      </w:tr>
+      <w:tr>
+        <w:tc>
+          <w:tcPr>
+            <w:tcW w:type="dxa" w:w="988"/>
+          </w:tcPr>
+          <w:p>
+            <w:r>
+              <w:t>3.4.9-P1</w:t>
+            </w:r>
+          </w:p>
+        </w:tc>
+        <w:tc>
+          <w:tcPr>
+            <w:tcW w:type="dxa" w:w="706"/>
+          </w:tcPr>
+          <w:p>
+            <w:r>
+              <w:t>3.4.9</w:t>
+            </w:r>
+          </w:p>
+        </w:tc>
+        <w:tc>
+          <w:tcPr>
+            <w:tcW w:type="dxa" w:w="988"/>
+          </w:tcPr>
+          <w:p>
+            <w:r>
+              <w:t>mrcs</w:t>
+            </w:r>
+          </w:p>
+        </w:tc>
+        <w:tc>
+          <w:tcPr>
+            <w:tcW w:type="dxa" w:w="5927"/>
+          </w:tcPr>
+          <w:p>
+            <w:r>
+              <w:t>Preserve meniscal tissue and repair roots where feasible, on load path grounds.</w:t>
+            </w:r>
+          </w:p>
+        </w:tc>
+        <w:tc>
+          <w:tcPr>
+            <w:tcW w:type="dxa" w:w="1411"/>
+          </w:tcPr>
+          <w:p>
+            <w:r/>
+          </w:p>
+        </w:tc>
+        <w:tc>
+          <w:tcPr>
+            <w:tcW w:type="dxa" w:w="1835"/>
+          </w:tcPr>
+          <w:p>
+            <w:r/>
+          </w:p>
+        </w:tc>
+        <w:tc>
+          <w:tcPr>
+            <w:tcW w:type="dxa" w:w="2258"/>
+          </w:tcPr>
+          <w:p>
+            <w:r/>
+          </w:p>
+        </w:tc>
+      </w:tr>
+      <w:tr>
+        <w:tc>
+          <w:tcPr>
+            <w:tcW w:type="dxa" w:w="988"/>
+          </w:tcPr>
+          <w:p>
+            <w:r>
+              <w:t>3.4.9-P2</w:t>
+            </w:r>
+          </w:p>
+        </w:tc>
+        <w:tc>
+          <w:tcPr>
+            <w:tcW w:type="dxa" w:w="706"/>
+          </w:tcPr>
+          <w:p>
+            <w:r>
+              <w:t>3.4.9</w:t>
+            </w:r>
+          </w:p>
+        </w:tc>
+        <w:tc>
+          <w:tcPr>
+            <w:tcW w:type="dxa" w:w="988"/>
+          </w:tcPr>
+          <w:p>
+            <w:r>
+              <w:t>mrcs</w:t>
+            </w:r>
+          </w:p>
+        </w:tc>
+        <w:tc>
+          <w:tcPr>
+            <w:tcW w:type="dxa" w:w="5927"/>
+          </w:tcPr>
+          <w:p>
+            <w:r>
+              <w:t>Read extrusion as a functional loss rather than an incidental measurement.</w:t>
+            </w:r>
+          </w:p>
+        </w:tc>
+        <w:tc>
+          <w:tcPr>
+            <w:tcW w:type="dxa" w:w="1411"/>
+          </w:tcPr>
+          <w:p>
+            <w:r/>
+          </w:p>
+        </w:tc>
+        <w:tc>
+          <w:tcPr>
+            <w:tcW w:type="dxa" w:w="1835"/>
+          </w:tcPr>
+          <w:p>
+            <w:r/>
+          </w:p>
+        </w:tc>
+        <w:tc>
+          <w:tcPr>
+            <w:tcW w:type="dxa" w:w="2258"/>
+          </w:tcPr>
+          <w:p>
+            <w:r/>
+          </w:p>
+        </w:tc>
+      </w:tr>
+      <w:tr>
+        <w:tc>
+          <w:tcPr>
+            <w:tcW w:type="dxa" w:w="988"/>
+          </w:tcPr>
+          <w:p>
+            <w:r>
+              <w:t>3.4.9-P3</w:t>
+            </w:r>
+          </w:p>
+        </w:tc>
+        <w:tc>
+          <w:tcPr>
+            <w:tcW w:type="dxa" w:w="706"/>
+          </w:tcPr>
+          <w:p>
+            <w:r>
+              <w:t>3.4.9</w:t>
+            </w:r>
+          </w:p>
+        </w:tc>
+        <w:tc>
+          <w:tcPr>
+            <w:tcW w:type="dxa" w:w="988"/>
+          </w:tcPr>
+          <w:p>
+            <w:r>
+              <w:t>mrcs</w:t>
+            </w:r>
+          </w:p>
+        </w:tc>
+        <w:tc>
+          <w:tcPr>
+            <w:tcW w:type="dxa" w:w="5927"/>
+          </w:tcPr>
+          <w:p>
+            <w:r>
+              <w:t>Expect subchondral change to mark where load concentrated, and look for the cause.</w:t>
+            </w:r>
+          </w:p>
+        </w:tc>
+        <w:tc>
+          <w:tcPr>
+            <w:tcW w:type="dxa" w:w="1411"/>
+          </w:tcPr>
+          <w:p>
+            <w:r/>
+          </w:p>
+        </w:tc>
+        <w:tc>
+          <w:tcPr>
+            <w:tcW w:type="dxa" w:w="1835"/>
+          </w:tcPr>
+          <w:p>
+            <w:r/>
+          </w:p>
+        </w:tc>
+        <w:tc>
+          <w:tcPr>
+            <w:tcW w:type="dxa" w:w="2258"/>
+          </w:tcPr>
+          <w:p>
+            <w:r/>
+          </w:p>
+        </w:tc>
+      </w:tr>
+      <w:tr>
+        <w:tc>
+          <w:tcPr>
+            <w:tcW w:type="dxa" w:w="988"/>
+          </w:tcPr>
+          <w:p>
+            <w:r>
+              <w:t>3.4.9-P4</w:t>
+            </w:r>
+          </w:p>
+        </w:tc>
+        <w:tc>
+          <w:tcPr>
+            <w:tcW w:type="dxa" w:w="706"/>
+          </w:tcPr>
+          <w:p>
+            <w:r>
+              <w:t>3.4.9</w:t>
+            </w:r>
+          </w:p>
+        </w:tc>
+        <w:tc>
+          <w:tcPr>
+            <w:tcW w:type="dxa" w:w="988"/>
+          </w:tcPr>
+          <w:p>
+            <w:r>
+              <w:t>mrcs</w:t>
+            </w:r>
+          </w:p>
+        </w:tc>
+        <w:tc>
+          <w:tcPr>
+            <w:tcW w:type="dxa" w:w="5927"/>
+          </w:tcPr>
+          <w:p>
+            <w:r>
+              <w:t>Address alignment before or with any procedure intended to protect a compartment.</w:t>
+            </w:r>
+          </w:p>
+        </w:tc>
+        <w:tc>
+          <w:tcPr>
+            <w:tcW w:type="dxa" w:w="1411"/>
+          </w:tcPr>
+          <w:p>
+            <w:r/>
+          </w:p>
+        </w:tc>
+        <w:tc>
+          <w:tcPr>
+            <w:tcW w:type="dxa" w:w="1835"/>
+          </w:tcPr>
+          <w:p>
+            <w:r/>
+          </w:p>
+        </w:tc>
+        <w:tc>
+          <w:tcPr>
+            <w:tcW w:type="dxa" w:w="2258"/>
+          </w:tcPr>
+          <w:p>
+            <w:r/>
+          </w:p>
+        </w:tc>
+      </w:tr>
+      <w:tr>
+        <w:tc>
+          <w:tcPr>
+            <w:tcW w:type="dxa" w:w="988"/>
+          </w:tcPr>
+          <w:p>
+            <w:r>
+              <w:t>3.4.9-P5</w:t>
+            </w:r>
+          </w:p>
+        </w:tc>
+        <w:tc>
+          <w:tcPr>
+            <w:tcW w:type="dxa" w:w="706"/>
+          </w:tcPr>
+          <w:p>
+            <w:r>
+              <w:t>3.4.9</w:t>
+            </w:r>
+          </w:p>
+        </w:tc>
+        <w:tc>
+          <w:tcPr>
+            <w:tcW w:type="dxa" w:w="988"/>
+          </w:tcPr>
+          <w:p>
+            <w:r>
+              <w:t>frcs</w:t>
+            </w:r>
+          </w:p>
+        </w:tc>
+        <w:tc>
+          <w:tcPr>
+            <w:tcW w:type="dxa" w:w="5927"/>
+          </w:tcPr>
+          <w:p>
+            <w:r>
+              <w:t>Treat every reconstructive decision as a load path decision.</w:t>
+            </w:r>
+          </w:p>
+        </w:tc>
+        <w:tc>
+          <w:tcPr>
+            <w:tcW w:type="dxa" w:w="1411"/>
+          </w:tcPr>
+          <w:p>
+            <w:r/>
+          </w:p>
+        </w:tc>
+        <w:tc>
+          <w:tcPr>
+            <w:tcW w:type="dxa" w:w="1835"/>
+          </w:tcPr>
+          <w:p>
+            <w:r/>
+          </w:p>
+        </w:tc>
+        <w:tc>
+          <w:tcPr>
+            <w:tcW w:type="dxa" w:w="2258"/>
+          </w:tcPr>
+          <w:p>
+            <w:r/>
+          </w:p>
+        </w:tc>
+      </w:tr>
+      <w:tr>
+        <w:tc>
+          <w:tcPr>
+            <w:tcW w:type="dxa" w:w="988"/>
+          </w:tcPr>
+          <w:p>
+            <w:r>
+              <w:t>3.4.9-P6</w:t>
+            </w:r>
+          </w:p>
+        </w:tc>
+        <w:tc>
+          <w:tcPr>
+            <w:tcW w:type="dxa" w:w="706"/>
+          </w:tcPr>
+          <w:p>
+            <w:r>
+              <w:t>3.4.9</w:t>
+            </w:r>
+          </w:p>
+        </w:tc>
+        <w:tc>
+          <w:tcPr>
+            <w:tcW w:type="dxa" w:w="988"/>
+          </w:tcPr>
+          <w:p>
+            <w:r>
+              <w:t>frcs</w:t>
+            </w:r>
+          </w:p>
+        </w:tc>
+        <w:tc>
+          <w:tcPr>
+            <w:tcW w:type="dxa" w:w="5927"/>
+          </w:tcPr>
+          <w:p>
+            <w:r>
+              <w:t>Correct alignment before or with a cartilage or meniscal procedure.</w:t>
+            </w:r>
+          </w:p>
+        </w:tc>
+        <w:tc>
+          <w:tcPr>
+            <w:tcW w:type="dxa" w:w="1411"/>
+          </w:tcPr>
+          <w:p>
+            <w:r/>
+          </w:p>
+        </w:tc>
+        <w:tc>
+          <w:tcPr>
+            <w:tcW w:type="dxa" w:w="1835"/>
+          </w:tcPr>
+          <w:p>
+            <w:r/>
+          </w:p>
+        </w:tc>
+        <w:tc>
+          <w:tcPr>
+            <w:tcW w:type="dxa" w:w="2258"/>
+          </w:tcPr>
+          <w:p>
+            <w:r/>
+          </w:p>
+        </w:tc>
+      </w:tr>
+      <w:tr>
+        <w:tc>
+          <w:tcPr>
+            <w:tcW w:type="dxa" w:w="988"/>
+          </w:tcPr>
+          <w:p>
+            <w:r>
+              <w:t>3.4.9-P7</w:t>
+            </w:r>
+          </w:p>
+        </w:tc>
+        <w:tc>
+          <w:tcPr>
+            <w:tcW w:type="dxa" w:w="706"/>
+          </w:tcPr>
+          <w:p>
+            <w:r>
+              <w:t>3.4.9</w:t>
+            </w:r>
+          </w:p>
+        </w:tc>
+        <w:tc>
+          <w:tcPr>
+            <w:tcW w:type="dxa" w:w="988"/>
+          </w:tcPr>
+          <w:p>
+            <w:r>
+              <w:t>frcs</w:t>
+            </w:r>
+          </w:p>
+        </w:tc>
+        <w:tc>
+          <w:tcPr>
+            <w:tcW w:type="dxa" w:w="5927"/>
+          </w:tcPr>
+          <w:p>
+            <w:r>
+              <w:t>Plan reconstruction as a combination when the path has more than one failed part.</w:t>
+            </w:r>
+          </w:p>
+        </w:tc>
+        <w:tc>
+          <w:tcPr>
+            <w:tcW w:type="dxa" w:w="1411"/>
+          </w:tcPr>
+          <w:p>
+            <w:r/>
+          </w:p>
+        </w:tc>
+        <w:tc>
+          <w:tcPr>
+            <w:tcW w:type="dxa" w:w="1835"/>
+          </w:tcPr>
+          <w:p>
+            <w:r/>
+          </w:p>
+        </w:tc>
+        <w:tc>
+          <w:tcPr>
+            <w:tcW w:type="dxa" w:w="2258"/>
+          </w:tcPr>
+          <w:p>
+            <w:r/>
+          </w:p>
+        </w:tc>
+      </w:tr>
+      <w:tr>
+        <w:tc>
+          <w:tcPr>
+            <w:tcW w:type="dxa" w:w="988"/>
+          </w:tcPr>
+          <w:p>
+            <w:r>
+              <w:t>3.4.9-P8</w:t>
+            </w:r>
+          </w:p>
+        </w:tc>
+        <w:tc>
+          <w:tcPr>
+            <w:tcW w:type="dxa" w:w="706"/>
+          </w:tcPr>
+          <w:p>
+            <w:r>
+              <w:t>3.4.9</w:t>
+            </w:r>
+          </w:p>
+        </w:tc>
+        <w:tc>
+          <w:tcPr>
+            <w:tcW w:type="dxa" w:w="988"/>
+          </w:tcPr>
+          <w:p>
+            <w:r>
+              <w:t>frcs</w:t>
+            </w:r>
+          </w:p>
+        </w:tc>
+        <w:tc>
+          <w:tcPr>
+            <w:tcW w:type="dxa" w:w="5927"/>
+          </w:tcPr>
+          <w:p>
+            <w:r>
+              <w:t>Consider subchondral bone when a surface procedure has failed without a technical cause.</w:t>
+            </w:r>
+          </w:p>
+        </w:tc>
+        <w:tc>
+          <w:tcPr>
+            <w:tcW w:type="dxa" w:w="1411"/>
+          </w:tcPr>
+          <w:p>
+            <w:r/>
+          </w:p>
+        </w:tc>
+        <w:tc>
+          <w:tcPr>
+            <w:tcW w:type="dxa" w:w="1835"/>
+          </w:tcPr>
+          <w:p>
+            <w:r/>
+          </w:p>
+        </w:tc>
+        <w:tc>
+          <w:tcPr>
+            <w:tcW w:type="dxa" w:w="2258"/>
+          </w:tcPr>
+          <w:p>
+            <w:r/>
+          </w:p>
+        </w:tc>
+      </w:tr>
+      <w:tr>
+        <w:tc>
+          <w:tcPr>
+            <w:tcW w:type="dxa" w:w="988"/>
+          </w:tcPr>
+          <w:p>
+            <w:r>
+              <w:t>3.4.10-P1</w:t>
+            </w:r>
+          </w:p>
+        </w:tc>
+        <w:tc>
+          <w:tcPr>
+            <w:tcW w:type="dxa" w:w="706"/>
+          </w:tcPr>
+          <w:p>
+            <w:r>
+              <w:t>3.4.10</w:t>
+            </w:r>
+          </w:p>
+        </w:tc>
+        <w:tc>
+          <w:tcPr>
+            <w:tcW w:type="dxa" w:w="988"/>
+          </w:tcPr>
+          <w:p>
+            <w:r>
+              <w:t>mrcs</w:t>
+            </w:r>
+          </w:p>
+        </w:tc>
+        <w:tc>
+          <w:tcPr>
+            <w:tcW w:type="dxa" w:w="5927"/>
+          </w:tcPr>
+          <w:p>
+            <w:r>
+              <w:t>Expect a meniscectomised knee to absorb fast loads less well, and advise on activity accordingly.</w:t>
+            </w:r>
+          </w:p>
+        </w:tc>
+        <w:tc>
+          <w:tcPr>
+            <w:tcW w:type="dxa" w:w="1411"/>
+          </w:tcPr>
+          <w:p>
+            <w:r/>
+          </w:p>
+        </w:tc>
+        <w:tc>
+          <w:tcPr>
+            <w:tcW w:type="dxa" w:w="1835"/>
+          </w:tcPr>
+          <w:p>
+            <w:r/>
+          </w:p>
+        </w:tc>
+        <w:tc>
+          <w:tcPr>
+            <w:tcW w:type="dxa" w:w="2258"/>
+          </w:tcPr>
+          <w:p>
+            <w:r/>
+          </w:p>
+        </w:tc>
+      </w:tr>
+      <w:tr>
+        <w:tc>
+          <w:tcPr>
+            <w:tcW w:type="dxa" w:w="988"/>
+          </w:tcPr>
+          <w:p>
+            <w:r>
+              <w:t>3.4.10-P2</w:t>
+            </w:r>
+          </w:p>
+        </w:tc>
+        <w:tc>
+          <w:tcPr>
+            <w:tcW w:type="dxa" w:w="706"/>
+          </w:tcPr>
+          <w:p>
+            <w:r>
+              <w:t>3.4.10</w:t>
+            </w:r>
+          </w:p>
+        </w:tc>
+        <w:tc>
+          <w:tcPr>
+            <w:tcW w:type="dxa" w:w="988"/>
+          </w:tcPr>
+          <w:p>
+            <w:r>
+              <w:t>mrcs</w:t>
+            </w:r>
+          </w:p>
+        </w:tc>
+        <w:tc>
+          <w:tcPr>
+            <w:tcW w:type="dxa" w:w="5927"/>
+          </w:tcPr>
+          <w:p>
+            <w:r>
+              <w:t>Read subchondral sclerosis as evidence of concentrated load and look for its cause.</w:t>
+            </w:r>
+          </w:p>
+        </w:tc>
+        <w:tc>
+          <w:tcPr>
+            <w:tcW w:type="dxa" w:w="1411"/>
+          </w:tcPr>
+          <w:p>
+            <w:r/>
+          </w:p>
+        </w:tc>
+        <w:tc>
+          <w:tcPr>
+            <w:tcW w:type="dxa" w:w="1835"/>
+          </w:tcPr>
+          <w:p>
+            <w:r/>
+          </w:p>
+        </w:tc>
+        <w:tc>
+          <w:tcPr>
+            <w:tcW w:type="dxa" w:w="2258"/>
+          </w:tcPr>
+          <w:p>
+            <w:r/>
+          </w:p>
+        </w:tc>
+      </w:tr>
+      <w:tr>
+        <w:tc>
+          <w:tcPr>
+            <w:tcW w:type="dxa" w:w="988"/>
+          </w:tcPr>
+          <w:p>
+            <w:r>
               <w:t>3.4.10-P3</w:t>
+            </w:r>
+          </w:p>
+        </w:tc>
+        <w:tc>
+          <w:tcPr>
+            <w:tcW w:type="dxa" w:w="706"/>
+          </w:tcPr>
+          <w:p>
+            <w:r>
+              <w:t>3.4.10</w:t>
+            </w:r>
+          </w:p>
+        </w:tc>
+        <w:tc>
+          <w:tcPr>
+            <w:tcW w:type="dxa" w:w="988"/>
+          </w:tcPr>
+          <w:p>
+            <w:r>
+              <w:t>mrcs</w:t>
+            </w:r>
+          </w:p>
+        </w:tc>
+        <w:tc>
+          <w:tcPr>
+            <w:tcW w:type="dxa" w:w="5927"/>
+          </w:tcPr>
+          <w:p>
+            <w:r>
+              <w:t>Treat accelerometry as a proxy for loading rate rather than a measurement of it.</w:t>
+            </w:r>
+          </w:p>
+        </w:tc>
+        <w:tc>
+          <w:tcPr>
+            <w:tcW w:type="dxa" w:w="1411"/>
+          </w:tcPr>
+          <w:p>
+            <w:r/>
+          </w:p>
+        </w:tc>
+        <w:tc>
+          <w:tcPr>
+            <w:tcW w:type="dxa" w:w="1835"/>
+          </w:tcPr>
+          <w:p>
+            <w:r/>
+          </w:p>
+        </w:tc>
+        <w:tc>
+          <w:tcPr>
+            <w:tcW w:type="dxa" w:w="2258"/>
+          </w:tcPr>
+          <w:p>
+            <w:r/>
+          </w:p>
+        </w:tc>
+      </w:tr>
+      <w:tr>
+        <w:tc>
+          <w:tcPr>
+            <w:tcW w:type="dxa" w:w="988"/>
+          </w:tcPr>
+          <w:p>
+            <w:r>
+              <w:t>3.4.10-P4</w:t>
             </w:r>
           </w:p>
         </w:tc>
